--- a/Resume_Yesubabu_DevOps (1).docx
+++ b/Resume_Yesubabu_DevOps (1).docx
@@ -2417,7 +2417,14 @@
         <w:rPr>
           <w:sz w:val="20"/>
         </w:rPr>
-        <w:t>using Git and used Bit Bucket as a repository.</w:t>
+        <w:t xml:space="preserve">using </w:t>
+      </w:r>
+      <w:r>
+        <w:rPr>
+          <w:sz w:val="20"/>
+        </w:rPr>
+        <w:lastRenderedPageBreak/>
+        <w:t>Git and used Bit Bucket as a repository.</w:t>
       </w:r>
     </w:p>
     <w:p>
@@ -4812,6 +4819,7 @@
           <w:spacing w:val="-2"/>
           <w:sz w:val="28"/>
         </w:rPr>
+        <w:lastRenderedPageBreak/>
         <w:t>Professional</w:t>
       </w:r>
       <w:r>
@@ -5560,6 +5568,7 @@
         <w:rPr>
           <w:sz w:val="20"/>
         </w:rPr>
+        <w:lastRenderedPageBreak/>
         <w:t>As a Copado Release Manager, I will be responsible for promoting User Stories to the Higher Environments like UAT and PROD and Back Promotion to all other Sandboxes.</w:t>
       </w:r>
     </w:p>
@@ -8091,6 +8100,7 @@
           <w:b/>
           <w:sz w:val="28"/>
         </w:rPr>
+        <w:lastRenderedPageBreak/>
         <w:t>#1. Project: Travelers (US) May</w:t>
       </w:r>
       <w:r>
